--- a/src/content/bios/Chisholm-B 2014.docx
+++ b/src/content/bios/Chisholm-B 2014.docx
@@ -1,6 +1,6 @@
 
 <file path=word/document.xml><?xml version="1.0" encoding="utf-8"?>
-<w:document xmlns:wpc="http://schemas.microsoft.com/office/word/2010/wordprocessingCanvas" xmlns:cx="http://schemas.microsoft.com/office/drawing/2014/chartex" xmlns:cx1="http://schemas.microsoft.com/office/drawing/2015/9/8/chartex" xmlns:cx2="http://schemas.microsoft.com/office/drawing/2015/10/21/chartex" xmlns:cx3="http://schemas.microsoft.com/office/drawing/2016/5/9/chartex" xmlns:cx4="http://schemas.microsoft.com/office/drawing/2016/5/10/chartex" xmlns:cx5="http://schemas.microsoft.com/office/drawing/2016/5/11/chartex" xmlns:cx6="http://schemas.microsoft.com/office/drawing/2016/5/12/chartex" xmlns:cx7="http://schemas.microsoft.com/office/drawing/2016/5/13/chartex" xmlns:cx8="http://schemas.microsoft.com/office/drawing/2016/5/14/chartex" xmlns:mc="http://schemas.openxmlformats.org/markup-compatibility/2006" xmlns:aink="http://schemas.microsoft.com/office/drawing/2016/ink" xmlns:am3d="http://schemas.microsoft.com/office/drawing/2017/model3d" xmlns:o="urn:schemas-microsoft-com:office:office" xmlns:oel="http://schemas.microsoft.com/office/2019/extlst" xmlns:r="http://schemas.openxmlformats.org/officeDocument/2006/relationships" xmlns:m="http://schemas.openxmlformats.org/officeDocument/2006/math" xmlns:v="urn:schemas-microsoft-com:vml" xmlns:wp14="http://schemas.microsoft.com/office/word/2010/wordprocessingDrawing" xmlns:wp="http://schemas.openxmlformats.org/drawingml/2006/wordprocessingDrawing" xmlns:w10="urn:schemas-microsoft-com:office:word" xmlns:w="http://schemas.openxmlformats.org/wordprocessingml/2006/main" xmlns:w14="http://schemas.microsoft.com/office/word/2010/wordml" xmlns:w15="http://schemas.microsoft.com/office/word/2012/wordml" xmlns:w16cex="http://schemas.microsoft.com/office/word/2018/wordml/cex" xmlns:w16cid="http://schemas.microsoft.com/office/word/2016/wordml/cid" xmlns:w16="http://schemas.microsoft.com/office/word/2018/wordml" xmlns:w16du="http://schemas.microsoft.com/office/word/2023/wordml/word16du" xmlns:w16sdtdh="http://schemas.microsoft.com/office/word/2020/wordml/sdtdatahash" xmlns:w16sdtfl="http://schemas.microsoft.com/office/word/2024/wordml/sdtformatlock" xmlns:w16se="http://schemas.microsoft.com/office/word/2015/wordml/symex" xmlns:wpg="http://schemas.microsoft.com/office/word/2010/wordprocessingGroup" xmlns:wpi="http://schemas.microsoft.com/office/word/2010/wordprocessingInk" xmlns:wne="http://schemas.microsoft.com/office/word/2006/wordml" xmlns:wps="http://schemas.microsoft.com/office/word/2010/wordprocessingShape" mc:Ignorable="w14 w15 w16se w16cid w16 w16cex w16sdtdh w16sdtfl w16du wp14">
+<w:document xmlns:wpc="http://schemas.microsoft.com/office/word/2010/wordprocessingCanvas" xmlns:cx="http://schemas.microsoft.com/office/drawing/2014/chartex" xmlns:cx1="http://schemas.microsoft.com/office/drawing/2015/9/8/chartex" xmlns:cx2="http://schemas.microsoft.com/office/drawing/2015/10/21/chartex" xmlns:cx3="http://schemas.microsoft.com/office/drawing/2016/5/9/chartex" xmlns:cx4="http://schemas.microsoft.com/office/drawing/2016/5/10/chartex" xmlns:cx5="http://schemas.microsoft.com/office/drawing/2016/5/11/chartex" xmlns:cx6="http://schemas.microsoft.com/office/drawing/2016/5/12/chartex" xmlns:cx7="http://schemas.microsoft.com/office/drawing/2016/5/13/chartex" xmlns:cx8="http://schemas.microsoft.com/office/drawing/2016/5/14/chartex" xmlns:mc="http://schemas.openxmlformats.org/markup-compatibility/2006" xmlns:m="http://schemas.openxmlformats.org/officeDocument/2006/math" xmlns:aink="http://schemas.microsoft.com/office/drawing/2016/ink" xmlns:am3d="http://schemas.microsoft.com/office/drawing/2017/model3d" xmlns:oel="http://schemas.microsoft.com/office/2019/extlst" xmlns:r="http://schemas.openxmlformats.org/officeDocument/2006/relationships" xmlns:wp14="http://schemas.microsoft.com/office/word/2010/wordprocessingDrawing" xmlns:wp="http://schemas.openxmlformats.org/drawingml/2006/wordprocessingDrawing" xmlns:wpg="http://schemas.microsoft.com/office/word/2010/wordprocessingGroup" xmlns:wpi="http://schemas.microsoft.com/office/word/2010/wordprocessingInk" xmlns:wps="http://schemas.microsoft.com/office/word/2010/wordprocessingShape" xmlns:o="urn:schemas-microsoft-com:office:office" xmlns:v="urn:schemas-microsoft-com:vml" xmlns:w10="urn:schemas-microsoft-com:office:word" xmlns:w="http://schemas.openxmlformats.org/wordprocessingml/2006/main" xmlns:w14="http://schemas.microsoft.com/office/word/2010/wordml" xmlns:w15="http://schemas.microsoft.com/office/word/2012/wordml" xmlns:w16cei="http://schemas.microsoft.com/office/word/2026/wordml/cei" xmlns:w16cex="http://schemas.microsoft.com/office/word/2018/wordml/cex" xmlns:w16cid="http://schemas.microsoft.com/office/word/2016/wordml/cid" xmlns:w16="http://schemas.microsoft.com/office/word/2018/wordml" xmlns:w16sdtdh="http://schemas.microsoft.com/office/word/2020/wordml/sdtdatahash" xmlns:w16sdtfl="http://schemas.microsoft.com/office/word/2024/wordml/sdtformatlock" xmlns:w16se="http://schemas.microsoft.com/office/word/2015/wordml/symex" xmlns:w16du="http://schemas.microsoft.com/office/word/2023/wordml/word16du" xmlns:wne="http://schemas.microsoft.com/office/word/2006/wordml" mc:Ignorable="w14 w15 w16se w16cid w16 w16cex w16sdtdh w16sdtfl w16du wp14">
   <w:body>
     <w:p>
       <w:pPr>
@@ -436,13 +436,13 @@
         <w:rPr>
           <w:rFonts w:ascii="Times New Roman" w:hAnsi="Times New Roman" w:cs="Times New Roman"/>
           <w:noProof/>
-          <w:lang w:val="en-US" w:eastAsia="nl-NL"/>
+          <w:lang w:val="en-GB"/>
         </w:rPr>
         <w:drawing>
-          <wp:inline distT="0" distB="0" distL="0" distR="0" wp14:anchorId="2DE4A9C0" wp14:editId="55D9CCC3">
-            <wp:extent cx="1422400" cy="2127249"/>
+          <wp:inline distT="0" distB="0" distL="0" distR="0" wp14:anchorId="2674D930" wp14:editId="24D2A7F2">
+            <wp:extent cx="2390988" cy="2429501"/>
             <wp:effectExtent l="0" t="0" r="0" b="0"/>
-            <wp:docPr id="1" name="Picture 0" descr="chisolm_sepia.jpg"/>
+            <wp:docPr id="1749138130" name="Afbeelding 2"/>
             <wp:cNvGraphicFramePr>
               <a:graphicFrameLocks xmlns:a="http://schemas.openxmlformats.org/drawingml/2006/main" noChangeAspect="1"/>
             </wp:cNvGraphicFramePr>
@@ -450,30 +450,29 @@
               <a:graphicData uri="http://schemas.openxmlformats.org/drawingml/2006/picture">
                 <pic:pic xmlns:pic="http://schemas.openxmlformats.org/drawingml/2006/picture">
                   <pic:nvPicPr>
-                    <pic:cNvPr id="0" name="chisolm_sepia.jpg"/>
+                    <pic:cNvPr id="1749138130" name="Afbeelding 1749138130"/>
                     <pic:cNvPicPr/>
                   </pic:nvPicPr>
-                  <pic:blipFill rotWithShape="1">
-                    <a:blip r:embed="rId6"/>
-                    <a:srcRect l="7281" t="6976" r="6857" b="3140"/>
-                    <a:stretch/>
+                  <pic:blipFill>
+                    <a:blip r:embed="rId6" cstate="print">
+                      <a:extLst>
+                        <a:ext uri="{28A0092B-C50C-407E-A947-70E740481C1C}">
+                          <a14:useLocalDpi xmlns:a14="http://schemas.microsoft.com/office/drawing/2010/main" val="0"/>
+                        </a:ext>
+                      </a:extLst>
+                    </a:blip>
+                    <a:stretch>
+                      <a:fillRect/>
+                    </a:stretch>
                   </pic:blipFill>
-                  <pic:spPr bwMode="auto">
+                  <pic:spPr>
                     <a:xfrm>
                       <a:off x="0" y="0"/>
-                      <a:ext cx="1422455" cy="2127332"/>
+                      <a:ext cx="2420679" cy="2459670"/>
                     </a:xfrm>
                     <a:prstGeom prst="rect">
                       <a:avLst/>
                     </a:prstGeom>
-                    <a:ln>
-                      <a:noFill/>
-                    </a:ln>
-                    <a:extLst>
-                      <a:ext uri="{53640926-AAD7-44D8-BBD7-CCE9431645EC}">
-                        <a14:shadowObscured xmlns:a14="http://schemas.microsoft.com/office/drawing/2010/main"/>
-                      </a:ext>
-                    </a:extLst>
                   </pic:spPr>
                 </pic:pic>
               </a:graphicData>
@@ -498,23 +497,12 @@
         </w:rPr>
         <w:t xml:space="preserve">Source: </w:t>
       </w:r>
-      <w:hyperlink r:id="rId7" w:history="1">
-        <w:r>
-          <w:rPr>
-            <w:rStyle w:val="Hyperlink"/>
-            <w:rFonts w:ascii="Times New Roman" w:hAnsi="Times New Roman" w:cs="Times New Roman"/>
-            <w:u w:val="none"/>
-            <w:lang w:val="en-GB"/>
-          </w:rPr>
-          <w:t>www.who.int/entity/dg/emeriti/chisolm_sepia.jpg</w:t>
-        </w:r>
-      </w:hyperlink>
-      <w:r>
-        <w:rPr>
-          <w:rFonts w:ascii="Times New Roman" w:hAnsi="Times New Roman" w:cs="Times New Roman"/>
-          <w:lang w:val="en-GB"/>
-        </w:rPr>
-        <w:t>; no copyright information found</w:t>
+      <w:r>
+        <w:rPr>
+          <w:rFonts w:ascii="Times New Roman" w:hAnsi="Times New Roman" w:cs="Times New Roman"/>
+          <w:lang w:val="en-GB"/>
+        </w:rPr>
+        <w:t>Chisholm, 1 January 1950, WHO Headquarters Geneva, Switzerland, WHO U27MS4</w:t>
       </w:r>
     </w:p>
     <w:p>
@@ -1101,7 +1089,23 @@
           <w:rFonts w:ascii="Times New Roman" w:hAnsi="Times New Roman" w:cs="Times New Roman"/>
           <w:lang w:val="en-GB"/>
         </w:rPr>
-        <w:t>In September 1918 during the battle of the Canal du Nord h</w:t>
+        <w:t xml:space="preserve">In September 1918 during the battle of the </w:t>
+      </w:r>
+      <w:proofErr w:type="gramStart"/>
+      <w:r>
+        <w:rPr>
+          <w:rFonts w:ascii="Times New Roman" w:hAnsi="Times New Roman" w:cs="Times New Roman"/>
+          <w:lang w:val="en-GB"/>
+        </w:rPr>
+        <w:t>Canal du Nord</w:t>
+      </w:r>
+      <w:proofErr w:type="gramEnd"/>
+      <w:r>
+        <w:rPr>
+          <w:rFonts w:ascii="Times New Roman" w:hAnsi="Times New Roman" w:cs="Times New Roman"/>
+          <w:lang w:val="en-GB"/>
+        </w:rPr>
+        <w:t xml:space="preserve"> h</w:t>
       </w:r>
       <w:r>
         <w:rPr>
@@ -1563,6 +1567,7 @@
           <w:rFonts w:ascii="Times New Roman" w:hAnsi="Times New Roman" w:cs="Times New Roman"/>
           <w:lang w:val="en-GB"/>
         </w:rPr>
+        <w:lastRenderedPageBreak/>
         <w:t>Chisholm</w:t>
       </w:r>
       <w:r>
@@ -1633,15 +1638,7 @@
           <w:rFonts w:ascii="Times New Roman" w:hAnsi="Times New Roman" w:cs="Times New Roman"/>
           <w:lang w:val="en-GB"/>
         </w:rPr>
-        <w:t xml:space="preserve"> he was confronted with a </w:t>
-      </w:r>
-      <w:r>
-        <w:rPr>
-          <w:rFonts w:ascii="Times New Roman" w:hAnsi="Times New Roman" w:cs="Times New Roman"/>
-          <w:lang w:val="en-GB"/>
-        </w:rPr>
-        <w:lastRenderedPageBreak/>
-        <w:t xml:space="preserve">social approach to health. </w:t>
+        <w:t xml:space="preserve"> he was confronted with a social approach to health. </w:t>
       </w:r>
       <w:r>
         <w:rPr>
@@ -3274,15 +3271,49 @@
           <w:rFonts w:ascii="Times New Roman" w:hAnsi="Times New Roman" w:cs="Times New Roman"/>
           <w:lang w:val="en-GB"/>
         </w:rPr>
-        <w:t xml:space="preserve">for </w:t>
-      </w:r>
-      <w:proofErr w:type="gramStart"/>
-      <w:r>
-        <w:rPr>
-          <w:rFonts w:ascii="Times New Roman" w:hAnsi="Times New Roman" w:cs="Times New Roman"/>
-          <w:lang w:val="en-GB"/>
-        </w:rPr>
-        <w:t xml:space="preserve">decision, </w:t>
+        <w:t xml:space="preserve">for decision, </w:t>
+      </w:r>
+      <w:r>
+        <w:rPr>
+          <w:rFonts w:ascii="Times New Roman" w:hAnsi="Times New Roman" w:cs="Times New Roman"/>
+          <w:lang w:val="en-GB"/>
+        </w:rPr>
+        <w:t xml:space="preserve">and not settled until </w:t>
+      </w:r>
+      <w:r>
+        <w:rPr>
+          <w:rFonts w:ascii="Times New Roman" w:hAnsi="Times New Roman" w:cs="Times New Roman"/>
+          <w:lang w:val="en-GB"/>
+        </w:rPr>
+        <w:t>1949</w:t>
+      </w:r>
+      <w:r>
+        <w:rPr>
+          <w:rFonts w:ascii="Times New Roman" w:hAnsi="Times New Roman" w:cs="Times New Roman"/>
+          <w:lang w:val="en-GB"/>
+        </w:rPr>
+        <w:t xml:space="preserve">. The </w:t>
+      </w:r>
+      <w:r>
+        <w:rPr>
+          <w:rFonts w:ascii="Times New Roman" w:hAnsi="Times New Roman" w:cs="Times New Roman"/>
+          <w:lang w:val="en-GB"/>
+        </w:rPr>
+        <w:t>Conference</w:t>
+      </w:r>
+      <w:r>
+        <w:rPr>
+          <w:rFonts w:ascii="Times New Roman" w:hAnsi="Times New Roman" w:cs="Times New Roman"/>
+          <w:lang w:val="en-GB"/>
+        </w:rPr>
+        <w:t xml:space="preserve"> met in New York in July 1946</w:t>
+      </w:r>
+      <w:r>
+        <w:rPr>
+          <w:rFonts w:ascii="Times New Roman" w:hAnsi="Times New Roman" w:cs="Times New Roman"/>
+          <w:lang w:val="en-GB"/>
+        </w:rPr>
+        <w:t xml:space="preserve"> </w:t>
       </w:r>
       <w:r>
         <w:rPr>
@@ -3291,41 +3322,12 @@
         </w:rPr>
         <w:t>and</w:t>
       </w:r>
-      <w:proofErr w:type="gramEnd"/>
-      <w:r>
-        <w:rPr>
-          <w:rFonts w:ascii="Times New Roman" w:hAnsi="Times New Roman" w:cs="Times New Roman"/>
-          <w:lang w:val="en-GB"/>
-        </w:rPr>
-        <w:t xml:space="preserve"> not settled until </w:t>
-      </w:r>
-      <w:r>
-        <w:rPr>
-          <w:rFonts w:ascii="Times New Roman" w:hAnsi="Times New Roman" w:cs="Times New Roman"/>
-          <w:lang w:val="en-GB"/>
-        </w:rPr>
-        <w:t>1949</w:t>
-      </w:r>
-      <w:r>
-        <w:rPr>
-          <w:rFonts w:ascii="Times New Roman" w:hAnsi="Times New Roman" w:cs="Times New Roman"/>
-          <w:lang w:val="en-GB"/>
-        </w:rPr>
-        <w:t xml:space="preserve">. The </w:t>
-      </w:r>
-      <w:r>
-        <w:rPr>
-          <w:rFonts w:ascii="Times New Roman" w:hAnsi="Times New Roman" w:cs="Times New Roman"/>
-          <w:lang w:val="en-GB"/>
-        </w:rPr>
-        <w:t>Conference</w:t>
-      </w:r>
-      <w:r>
-        <w:rPr>
-          <w:rFonts w:ascii="Times New Roman" w:hAnsi="Times New Roman" w:cs="Times New Roman"/>
-          <w:lang w:val="en-GB"/>
-        </w:rPr>
-        <w:t xml:space="preserve"> met in New York in July 1946</w:t>
+      <w:r>
+        <w:rPr>
+          <w:rFonts w:ascii="Times New Roman" w:hAnsi="Times New Roman" w:cs="Times New Roman"/>
+          <w:lang w:val="en-GB"/>
+        </w:rPr>
+        <w:t>,</w:t>
       </w:r>
       <w:r>
         <w:rPr>
@@ -3339,7 +3341,91 @@
           <w:rFonts w:ascii="Times New Roman" w:hAnsi="Times New Roman" w:cs="Times New Roman"/>
           <w:lang w:val="en-GB"/>
         </w:rPr>
-        <w:t>and</w:t>
+        <w:t xml:space="preserve">due to the illness of the chairman of the committee, Dr. René Sand, </w:t>
+      </w:r>
+      <w:r>
+        <w:rPr>
+          <w:rFonts w:ascii="Times New Roman" w:hAnsi="Times New Roman" w:cs="Times New Roman"/>
+          <w:lang w:val="en-GB"/>
+        </w:rPr>
+        <w:t xml:space="preserve">Chisholm presented the work of the </w:t>
+      </w:r>
+      <w:r>
+        <w:rPr>
+          <w:rFonts w:ascii="Times New Roman" w:hAnsi="Times New Roman" w:cs="Times New Roman"/>
+          <w:lang w:val="en-GB"/>
+        </w:rPr>
+        <w:t>Technical Preparatory Committee</w:t>
+      </w:r>
+      <w:r>
+        <w:rPr>
+          <w:rFonts w:ascii="Times New Roman" w:hAnsi="Times New Roman" w:cs="Times New Roman"/>
+          <w:lang w:val="en-GB"/>
+        </w:rPr>
+        <w:t>.</w:t>
+      </w:r>
+      <w:r>
+        <w:rPr>
+          <w:rFonts w:ascii="Times New Roman" w:hAnsi="Times New Roman" w:cs="Times New Roman"/>
+          <w:lang w:val="en-GB"/>
+        </w:rPr>
+        <w:t xml:space="preserve"> The WHO </w:t>
+      </w:r>
+      <w:r>
+        <w:rPr>
+          <w:rFonts w:ascii="Times New Roman" w:hAnsi="Times New Roman" w:cs="Times New Roman"/>
+          <w:lang w:val="en-GB"/>
+        </w:rPr>
+        <w:t>would not</w:t>
+      </w:r>
+      <w:r>
+        <w:rPr>
+          <w:rFonts w:ascii="Times New Roman" w:hAnsi="Times New Roman" w:cs="Times New Roman"/>
+          <w:lang w:val="en-GB"/>
+        </w:rPr>
+        <w:t xml:space="preserve"> be officially created </w:t>
+      </w:r>
+      <w:r>
+        <w:rPr>
+          <w:rFonts w:ascii="Times New Roman" w:hAnsi="Times New Roman" w:cs="Times New Roman"/>
+          <w:lang w:val="en-GB"/>
+        </w:rPr>
+        <w:t>until</w:t>
+      </w:r>
+      <w:r>
+        <w:rPr>
+          <w:rFonts w:ascii="Times New Roman" w:hAnsi="Times New Roman" w:cs="Times New Roman"/>
+          <w:lang w:val="en-GB"/>
+        </w:rPr>
+        <w:t xml:space="preserve"> its Constitution </w:t>
+      </w:r>
+      <w:r>
+        <w:rPr>
+          <w:rFonts w:ascii="Times New Roman" w:hAnsi="Times New Roman" w:cs="Times New Roman"/>
+          <w:lang w:val="en-GB"/>
+        </w:rPr>
+        <w:t>was</w:t>
+      </w:r>
+      <w:r>
+        <w:rPr>
+          <w:rFonts w:ascii="Times New Roman" w:hAnsi="Times New Roman" w:cs="Times New Roman"/>
+          <w:lang w:val="en-GB"/>
+        </w:rPr>
+        <w:t xml:space="preserve"> ratified by </w:t>
+      </w:r>
+      <w:r>
+        <w:rPr>
+          <w:rFonts w:ascii="Times New Roman" w:hAnsi="Times New Roman" w:cs="Times New Roman"/>
+          <w:lang w:val="en-GB"/>
+        </w:rPr>
+        <w:t>26</w:t>
+      </w:r>
+      <w:r>
+        <w:rPr>
+          <w:rFonts w:ascii="Times New Roman" w:hAnsi="Times New Roman" w:cs="Times New Roman"/>
+          <w:lang w:val="en-GB"/>
+        </w:rPr>
+        <w:t xml:space="preserve"> states. In the meantime</w:t>
       </w:r>
       <w:r>
         <w:rPr>
@@ -3353,6 +3439,112 @@
           <w:rFonts w:ascii="Times New Roman" w:hAnsi="Times New Roman" w:cs="Times New Roman"/>
           <w:lang w:val="en-GB"/>
         </w:rPr>
+        <w:t xml:space="preserve"> a</w:t>
+      </w:r>
+      <w:r>
+        <w:rPr>
+          <w:rFonts w:ascii="Times New Roman" w:hAnsi="Times New Roman" w:cs="Times New Roman"/>
+          <w:lang w:val="en-GB"/>
+        </w:rPr>
+        <w:t xml:space="preserve">n Interim Commission was established to </w:t>
+      </w:r>
+      <w:r>
+        <w:rPr>
+          <w:rFonts w:ascii="Times New Roman" w:hAnsi="Times New Roman" w:cs="Times New Roman"/>
+          <w:lang w:val="en-GB"/>
+        </w:rPr>
+        <w:t xml:space="preserve">immediately </w:t>
+      </w:r>
+      <w:r>
+        <w:rPr>
+          <w:rFonts w:ascii="Times New Roman" w:hAnsi="Times New Roman" w:cs="Times New Roman"/>
+          <w:lang w:val="en-GB"/>
+        </w:rPr>
+        <w:t>begin</w:t>
+      </w:r>
+      <w:r>
+        <w:rPr>
+          <w:rFonts w:ascii="Times New Roman" w:hAnsi="Times New Roman" w:cs="Times New Roman"/>
+          <w:lang w:val="en-GB"/>
+        </w:rPr>
+        <w:t xml:space="preserve"> the</w:t>
+      </w:r>
+      <w:r>
+        <w:rPr>
+          <w:rFonts w:ascii="Times New Roman" w:hAnsi="Times New Roman" w:cs="Times New Roman"/>
+          <w:lang w:val="en-GB"/>
+        </w:rPr>
+        <w:t xml:space="preserve"> work</w:t>
+      </w:r>
+      <w:r>
+        <w:rPr>
+          <w:rFonts w:ascii="Times New Roman" w:hAnsi="Times New Roman" w:cs="Times New Roman"/>
+          <w:lang w:val="en-GB"/>
+        </w:rPr>
+        <w:t>. T</w:t>
+      </w:r>
+      <w:r>
+        <w:rPr>
+          <w:rFonts w:ascii="Times New Roman" w:hAnsi="Times New Roman" w:cs="Times New Roman"/>
+          <w:lang w:val="en-GB"/>
+        </w:rPr>
+        <w:t>he health organization</w:t>
+      </w:r>
+      <w:r>
+        <w:rPr>
+          <w:rFonts w:ascii="Times New Roman" w:hAnsi="Times New Roman" w:cs="Times New Roman"/>
+          <w:lang w:val="en-GB"/>
+        </w:rPr>
+        <w:t xml:space="preserve"> was r</w:t>
+      </w:r>
+      <w:r>
+        <w:rPr>
+          <w:rFonts w:ascii="Times New Roman" w:hAnsi="Times New Roman" w:cs="Times New Roman"/>
+          <w:lang w:val="en-GB"/>
+        </w:rPr>
+        <w:t>unning late compared to other United Nations</w:t>
+      </w:r>
+      <w:r>
+        <w:rPr>
+          <w:rFonts w:ascii="Times New Roman" w:hAnsi="Times New Roman" w:cs="Times New Roman"/>
+          <w:lang w:val="en-GB"/>
+        </w:rPr>
+        <w:t xml:space="preserve"> agencies, </w:t>
+      </w:r>
+      <w:r>
+        <w:rPr>
+          <w:rFonts w:ascii="Times New Roman" w:hAnsi="Times New Roman" w:cs="Times New Roman"/>
+          <w:lang w:val="en-GB"/>
+        </w:rPr>
+        <w:t xml:space="preserve">with </w:t>
+      </w:r>
+      <w:r>
+        <w:rPr>
+          <w:rFonts w:ascii="Times New Roman" w:hAnsi="Times New Roman" w:cs="Times New Roman"/>
+          <w:lang w:val="en-GB"/>
+        </w:rPr>
+        <w:t xml:space="preserve">some </w:t>
+      </w:r>
+      <w:r>
+        <w:rPr>
+          <w:rFonts w:ascii="Times New Roman" w:hAnsi="Times New Roman" w:cs="Times New Roman"/>
+          <w:lang w:val="en-GB"/>
+        </w:rPr>
+        <w:lastRenderedPageBreak/>
+        <w:t>of them also interest</w:t>
+      </w:r>
+      <w:r>
+        <w:rPr>
+          <w:rFonts w:ascii="Times New Roman" w:hAnsi="Times New Roman" w:cs="Times New Roman"/>
+          <w:lang w:val="en-GB"/>
+        </w:rPr>
+        <w:t>ed</w:t>
+      </w:r>
+      <w:r>
+        <w:rPr>
+          <w:rFonts w:ascii="Times New Roman" w:hAnsi="Times New Roman" w:cs="Times New Roman"/>
+          <w:lang w:val="en-GB"/>
+        </w:rPr>
         <w:t xml:space="preserve"> </w:t>
       </w:r>
       <w:r>
@@ -3360,209 +3552,6 @@
           <w:rFonts w:ascii="Times New Roman" w:hAnsi="Times New Roman" w:cs="Times New Roman"/>
           <w:lang w:val="en-GB"/>
         </w:rPr>
-        <w:t xml:space="preserve">due to the illness of the chairman of the committee, Dr. René Sand, </w:t>
-      </w:r>
-      <w:r>
-        <w:rPr>
-          <w:rFonts w:ascii="Times New Roman" w:hAnsi="Times New Roman" w:cs="Times New Roman"/>
-          <w:lang w:val="en-GB"/>
-        </w:rPr>
-        <w:t xml:space="preserve">Chisholm presented the work of the </w:t>
-      </w:r>
-      <w:r>
-        <w:rPr>
-          <w:rFonts w:ascii="Times New Roman" w:hAnsi="Times New Roman" w:cs="Times New Roman"/>
-          <w:lang w:val="en-GB"/>
-        </w:rPr>
-        <w:t>Technical Preparatory Committee</w:t>
-      </w:r>
-      <w:r>
-        <w:rPr>
-          <w:rFonts w:ascii="Times New Roman" w:hAnsi="Times New Roman" w:cs="Times New Roman"/>
-          <w:lang w:val="en-GB"/>
-        </w:rPr>
-        <w:t>.</w:t>
-      </w:r>
-      <w:r>
-        <w:rPr>
-          <w:rFonts w:ascii="Times New Roman" w:hAnsi="Times New Roman" w:cs="Times New Roman"/>
-          <w:lang w:val="en-GB"/>
-        </w:rPr>
-        <w:t xml:space="preserve"> The WHO </w:t>
-      </w:r>
-      <w:r>
-        <w:rPr>
-          <w:rFonts w:ascii="Times New Roman" w:hAnsi="Times New Roman" w:cs="Times New Roman"/>
-          <w:lang w:val="en-GB"/>
-        </w:rPr>
-        <w:t>would not</w:t>
-      </w:r>
-      <w:r>
-        <w:rPr>
-          <w:rFonts w:ascii="Times New Roman" w:hAnsi="Times New Roman" w:cs="Times New Roman"/>
-          <w:lang w:val="en-GB"/>
-        </w:rPr>
-        <w:t xml:space="preserve"> be officially created </w:t>
-      </w:r>
-      <w:r>
-        <w:rPr>
-          <w:rFonts w:ascii="Times New Roman" w:hAnsi="Times New Roman" w:cs="Times New Roman"/>
-          <w:lang w:val="en-GB"/>
-        </w:rPr>
-        <w:t>until</w:t>
-      </w:r>
-      <w:r>
-        <w:rPr>
-          <w:rFonts w:ascii="Times New Roman" w:hAnsi="Times New Roman" w:cs="Times New Roman"/>
-          <w:lang w:val="en-GB"/>
-        </w:rPr>
-        <w:t xml:space="preserve"> its Constitution </w:t>
-      </w:r>
-      <w:r>
-        <w:rPr>
-          <w:rFonts w:ascii="Times New Roman" w:hAnsi="Times New Roman" w:cs="Times New Roman"/>
-          <w:lang w:val="en-GB"/>
-        </w:rPr>
-        <w:t>was</w:t>
-      </w:r>
-      <w:r>
-        <w:rPr>
-          <w:rFonts w:ascii="Times New Roman" w:hAnsi="Times New Roman" w:cs="Times New Roman"/>
-          <w:lang w:val="en-GB"/>
-        </w:rPr>
-        <w:t xml:space="preserve"> ratified by </w:t>
-      </w:r>
-      <w:r>
-        <w:rPr>
-          <w:rFonts w:ascii="Times New Roman" w:hAnsi="Times New Roman" w:cs="Times New Roman"/>
-          <w:lang w:val="en-GB"/>
-        </w:rPr>
-        <w:t>26</w:t>
-      </w:r>
-      <w:r>
-        <w:rPr>
-          <w:rFonts w:ascii="Times New Roman" w:hAnsi="Times New Roman" w:cs="Times New Roman"/>
-          <w:lang w:val="en-GB"/>
-        </w:rPr>
-        <w:t xml:space="preserve"> states. In the meantime</w:t>
-      </w:r>
-      <w:r>
-        <w:rPr>
-          <w:rFonts w:ascii="Times New Roman" w:hAnsi="Times New Roman" w:cs="Times New Roman"/>
-          <w:lang w:val="en-GB"/>
-        </w:rPr>
-        <w:t>,</w:t>
-      </w:r>
-      <w:r>
-        <w:rPr>
-          <w:rFonts w:ascii="Times New Roman" w:hAnsi="Times New Roman" w:cs="Times New Roman"/>
-          <w:lang w:val="en-GB"/>
-        </w:rPr>
-        <w:t xml:space="preserve"> a</w:t>
-      </w:r>
-      <w:r>
-        <w:rPr>
-          <w:rFonts w:ascii="Times New Roman" w:hAnsi="Times New Roman" w:cs="Times New Roman"/>
-          <w:lang w:val="en-GB"/>
-        </w:rPr>
-        <w:t xml:space="preserve">n Interim Commission was established to </w:t>
-      </w:r>
-      <w:r>
-        <w:rPr>
-          <w:rFonts w:ascii="Times New Roman" w:hAnsi="Times New Roman" w:cs="Times New Roman"/>
-          <w:lang w:val="en-GB"/>
-        </w:rPr>
-        <w:t xml:space="preserve">immediately </w:t>
-      </w:r>
-      <w:r>
-        <w:rPr>
-          <w:rFonts w:ascii="Times New Roman" w:hAnsi="Times New Roman" w:cs="Times New Roman"/>
-          <w:lang w:val="en-GB"/>
-        </w:rPr>
-        <w:t>begin</w:t>
-      </w:r>
-      <w:r>
-        <w:rPr>
-          <w:rFonts w:ascii="Times New Roman" w:hAnsi="Times New Roman" w:cs="Times New Roman"/>
-          <w:lang w:val="en-GB"/>
-        </w:rPr>
-        <w:t xml:space="preserve"> the</w:t>
-      </w:r>
-      <w:r>
-        <w:rPr>
-          <w:rFonts w:ascii="Times New Roman" w:hAnsi="Times New Roman" w:cs="Times New Roman"/>
-          <w:lang w:val="en-GB"/>
-        </w:rPr>
-        <w:t xml:space="preserve"> work</w:t>
-      </w:r>
-      <w:r>
-        <w:rPr>
-          <w:rFonts w:ascii="Times New Roman" w:hAnsi="Times New Roman" w:cs="Times New Roman"/>
-          <w:lang w:val="en-GB"/>
-        </w:rPr>
-        <w:t>. T</w:t>
-      </w:r>
-      <w:r>
-        <w:rPr>
-          <w:rFonts w:ascii="Times New Roman" w:hAnsi="Times New Roman" w:cs="Times New Roman"/>
-          <w:lang w:val="en-GB"/>
-        </w:rPr>
-        <w:t>he health organization</w:t>
-      </w:r>
-      <w:r>
-        <w:rPr>
-          <w:rFonts w:ascii="Times New Roman" w:hAnsi="Times New Roman" w:cs="Times New Roman"/>
-          <w:lang w:val="en-GB"/>
-        </w:rPr>
-        <w:t xml:space="preserve"> was r</w:t>
-      </w:r>
-      <w:r>
-        <w:rPr>
-          <w:rFonts w:ascii="Times New Roman" w:hAnsi="Times New Roman" w:cs="Times New Roman"/>
-          <w:lang w:val="en-GB"/>
-        </w:rPr>
-        <w:t>unning late compared to other United Nations</w:t>
-      </w:r>
-      <w:r>
-        <w:rPr>
-          <w:rFonts w:ascii="Times New Roman" w:hAnsi="Times New Roman" w:cs="Times New Roman"/>
-          <w:lang w:val="en-GB"/>
-        </w:rPr>
-        <w:t xml:space="preserve"> agencies, </w:t>
-      </w:r>
-      <w:r>
-        <w:rPr>
-          <w:rFonts w:ascii="Times New Roman" w:hAnsi="Times New Roman" w:cs="Times New Roman"/>
-          <w:lang w:val="en-GB"/>
-        </w:rPr>
-        <w:t xml:space="preserve">with </w:t>
-      </w:r>
-      <w:r>
-        <w:rPr>
-          <w:rFonts w:ascii="Times New Roman" w:hAnsi="Times New Roman" w:cs="Times New Roman"/>
-          <w:lang w:val="en-GB"/>
-        </w:rPr>
-        <w:t>some of them also interest</w:t>
-      </w:r>
-      <w:r>
-        <w:rPr>
-          <w:rFonts w:ascii="Times New Roman" w:hAnsi="Times New Roman" w:cs="Times New Roman"/>
-          <w:lang w:val="en-GB"/>
-        </w:rPr>
-        <w:t>ed</w:t>
-      </w:r>
-      <w:r>
-        <w:rPr>
-          <w:rFonts w:ascii="Times New Roman" w:hAnsi="Times New Roman" w:cs="Times New Roman"/>
-          <w:lang w:val="en-GB"/>
-        </w:rPr>
-        <w:t xml:space="preserve"> </w:t>
-      </w:r>
-      <w:r>
-        <w:rPr>
-          <w:rFonts w:ascii="Times New Roman" w:hAnsi="Times New Roman" w:cs="Times New Roman"/>
-          <w:lang w:val="en-GB"/>
-        </w:rPr>
         <w:t>i</w:t>
       </w:r>
       <w:r>
@@ -3598,15 +3587,7 @@
           <w:rFonts w:ascii="Times New Roman" w:hAnsi="Times New Roman" w:cs="Times New Roman"/>
           <w:lang w:val="en-GB"/>
         </w:rPr>
-        <w:t xml:space="preserve"> in the </w:t>
-      </w:r>
-      <w:r>
-        <w:rPr>
-          <w:rFonts w:ascii="Times New Roman" w:hAnsi="Times New Roman" w:cs="Times New Roman"/>
-          <w:lang w:val="en-GB"/>
-        </w:rPr>
-        <w:lastRenderedPageBreak/>
-        <w:t xml:space="preserve">preparatory committee and at the conference enabled his election as Executive Secretary of the Interim Commission in July 1946. </w:t>
+        <w:t xml:space="preserve"> in the preparatory committee and at the conference enabled his election as Executive Secretary of the Interim Commission in July 1946. </w:t>
       </w:r>
     </w:p>
     <w:p>
@@ -5342,6 +5323,7 @@
           <w:rFonts w:ascii="Times New Roman" w:hAnsi="Times New Roman" w:cs="Times New Roman"/>
           <w:lang w:val="en-GB"/>
         </w:rPr>
+        <w:lastRenderedPageBreak/>
         <w:t>member-</w:t>
       </w:r>
       <w:r>
@@ -5391,15 +5373,7 @@
           <w:rFonts w:ascii="Times New Roman" w:hAnsi="Times New Roman" w:cs="Times New Roman"/>
           <w:lang w:val="en-GB"/>
         </w:rPr>
-        <w:t xml:space="preserve"> withdraw if the WHO </w:t>
-      </w:r>
-      <w:r>
-        <w:rPr>
-          <w:rFonts w:ascii="Times New Roman" w:hAnsi="Times New Roman" w:cs="Times New Roman"/>
-          <w:lang w:val="en-GB"/>
-        </w:rPr>
-        <w:lastRenderedPageBreak/>
-        <w:t xml:space="preserve">were to promote birth control. </w:t>
+        <w:t xml:space="preserve"> withdraw if the WHO were to promote birth control. </w:t>
       </w:r>
       <w:r>
         <w:rPr>
@@ -5562,23 +5536,7 @@
           <w:rFonts w:ascii="Times New Roman" w:hAnsi="Times New Roman" w:cs="Times New Roman"/>
           <w:lang w:val="en-GB"/>
         </w:rPr>
-        <w:t xml:space="preserve"> supported the election of his successor, Marcelino Gomez </w:t>
-      </w:r>
-      <w:proofErr w:type="spellStart"/>
-      <w:r>
-        <w:rPr>
-          <w:rFonts w:ascii="Times New Roman" w:hAnsi="Times New Roman" w:cs="Times New Roman"/>
-          <w:lang w:val="en-GB"/>
-        </w:rPr>
-        <w:t>Candau</w:t>
-      </w:r>
-      <w:proofErr w:type="spellEnd"/>
-      <w:r>
-        <w:rPr>
-          <w:rFonts w:ascii="Times New Roman" w:hAnsi="Times New Roman" w:cs="Times New Roman"/>
-          <w:lang w:val="en-GB"/>
-        </w:rPr>
-        <w:t xml:space="preserve">, </w:t>
+        <w:t xml:space="preserve"> supported the election of his successor, Marcelino Gomez Candau, </w:t>
       </w:r>
       <w:r>
         <w:rPr>
@@ -5771,17 +5729,8 @@
           <w:rFonts w:ascii="Times New Roman" w:hAnsi="Times New Roman" w:cs="Times New Roman"/>
           <w:lang w:val="en-GB"/>
         </w:rPr>
-        <w:t xml:space="preserve"> and in the Oslo Conference Against the Spread of </w:t>
-      </w:r>
-      <w:proofErr w:type="gramStart"/>
-      <w:r>
-        <w:rPr>
-          <w:rFonts w:ascii="Times New Roman" w:hAnsi="Times New Roman" w:cs="Times New Roman"/>
-          <w:lang w:val="en-GB"/>
-        </w:rPr>
-        <w:t>Nuclear Weapons</w:t>
-      </w:r>
-      <w:proofErr w:type="gramEnd"/>
+        <w:t xml:space="preserve"> and in the Oslo Conference Against the Spread of Nuclear Weapons</w:t>
+      </w:r>
       <w:r>
         <w:rPr>
           <w:rFonts w:ascii="Times New Roman" w:hAnsi="Times New Roman" w:cs="Times New Roman"/>
@@ -6870,7 +6819,7 @@
         </w:rPr>
         <w:t xml:space="preserve">, </w:t>
       </w:r>
-      <w:hyperlink r:id="rId8" w:history="1">
+      <w:hyperlink r:id="rId7" w:history="1">
         <w:r>
           <w:rPr>
             <w:rStyle w:val="Hyperlink"/>
@@ -6923,7 +6872,7 @@
         </w:rPr>
         <w:t xml:space="preserve"> </w:t>
       </w:r>
-      <w:hyperlink r:id="rId9" w:history="1">
+      <w:hyperlink r:id="rId8" w:history="1">
         <w:r>
           <w:rPr>
             <w:rStyle w:val="Hyperlink"/>
@@ -7141,7 +7090,7 @@
           <w:i/>
           <w:lang w:val="en-US"/>
         </w:rPr>
-        <w:t>ychiatry of Enduring Peace and Social Progres</w:t>
+        <w:t xml:space="preserve">ychiatry of Enduring Peace and </w:t>
       </w:r>
       <w:r>
         <w:rPr>
@@ -7149,7 +7098,8 @@
           <w:i/>
           <w:lang w:val="en-US"/>
         </w:rPr>
-        <w:t>s:</w:t>
+        <w:lastRenderedPageBreak/>
+        <w:t>Social Progres</w:t>
       </w:r>
       <w:r>
         <w:rPr>
@@ -7157,7 +7107,7 @@
           <w:i/>
           <w:lang w:val="en-US"/>
         </w:rPr>
-        <w:t xml:space="preserve"> </w:t>
+        <w:t>s:</w:t>
       </w:r>
       <w:r>
         <w:rPr>
@@ -7165,7 +7115,7 @@
           <w:i/>
           <w:lang w:val="en-US"/>
         </w:rPr>
-        <w:t>The William Alanson White Memorial Lectures, </w:t>
+        <w:t xml:space="preserve"> </w:t>
       </w:r>
       <w:r>
         <w:rPr>
@@ -7173,6 +7123,14 @@
           <w:i/>
           <w:lang w:val="en-US"/>
         </w:rPr>
+        <w:t>The William Alanson White Memorial Lectures, </w:t>
+      </w:r>
+      <w:r>
+        <w:rPr>
+          <w:rFonts w:ascii="Times New Roman" w:hAnsi="Times New Roman" w:cs="Times New Roman"/>
+          <w:i/>
+          <w:lang w:val="en-US"/>
+        </w:rPr>
         <w:t>Second Series</w:t>
       </w:r>
       <w:r>
@@ -7194,15 +7152,7 @@
           <w:rFonts w:ascii="Times New Roman" w:hAnsi="Times New Roman" w:cs="Times New Roman"/>
           <w:lang w:val="en-US"/>
         </w:rPr>
-        <w:t xml:space="preserve"> </w:t>
-      </w:r>
-      <w:r>
-        <w:rPr>
-          <w:rFonts w:ascii="Times New Roman" w:hAnsi="Times New Roman" w:cs="Times New Roman"/>
-          <w:lang w:val="en-US"/>
-        </w:rPr>
-        <w:lastRenderedPageBreak/>
-        <w:t>1946</w:t>
+        <w:t xml:space="preserve"> 1946</w:t>
       </w:r>
       <w:r>
         <w:rPr>
@@ -8329,7 +8279,7 @@
         </w:rPr>
         <w:t xml:space="preserve"> </w:t>
       </w:r>
-      <w:hyperlink r:id="rId10" w:history="1">
+      <w:hyperlink r:id="rId9" w:history="1">
         <w:r>
           <w:rPr>
             <w:rStyle w:val="Hyperlink"/>
@@ -8417,7 +8367,7 @@
         </w:rPr>
         <w:t xml:space="preserve"> at </w:t>
       </w:r>
-      <w:hyperlink r:id="rId11" w:history="1">
+      <w:hyperlink r:id="rId10" w:history="1">
         <w:r>
           <w:rPr>
             <w:rStyle w:val="Hyperlink"/>
@@ -8476,7 +8426,7 @@
         </w:rPr>
         <w:t xml:space="preserve"> </w:t>
       </w:r>
-      <w:hyperlink r:id="rId12" w:history="1">
+      <w:hyperlink r:id="rId11" w:history="1">
         <w:r>
           <w:rPr>
             <w:rStyle w:val="Hyperlink"/>
@@ -8819,7 +8769,7 @@
         </w:rPr>
         <w:t xml:space="preserve">Eisenberg, </w:t>
       </w:r>
-      <w:hyperlink r:id="rId13" w:history="1">
+      <w:hyperlink r:id="rId12" w:history="1">
         <w:r>
           <w:rPr>
             <w:rStyle w:val="Hyperlink"/>
@@ -8866,9 +8816,9 @@
       </w:pPr>
     </w:p>
     <w:sectPr>
-      <w:headerReference w:type="even" r:id="rId14"/>
-      <w:headerReference w:type="default" r:id="rId15"/>
-      <w:footerReference w:type="default" r:id="rId16"/>
+      <w:headerReference w:type="even" r:id="rId13"/>
+      <w:headerReference w:type="default" r:id="rId14"/>
+      <w:footerReference w:type="default" r:id="rId15"/>
       <w:pgSz w:w="11900" w:h="16840"/>
       <w:pgMar w:top="1418" w:right="1418" w:bottom="1418" w:left="1418" w:header="709" w:footer="709" w:gutter="0"/>
       <w:cols w:space="708"/>
@@ -8878,7 +8828,7 @@
 </file>
 
 <file path=word/endnotes.xml><?xml version="1.0" encoding="utf-8"?>
-<w:endnotes xmlns:wpc="http://schemas.microsoft.com/office/word/2010/wordprocessingCanvas" xmlns:cx="http://schemas.microsoft.com/office/drawing/2014/chartex" xmlns:cx1="http://schemas.microsoft.com/office/drawing/2015/9/8/chartex" xmlns:cx2="http://schemas.microsoft.com/office/drawing/2015/10/21/chartex" xmlns:cx3="http://schemas.microsoft.com/office/drawing/2016/5/9/chartex" xmlns:cx4="http://schemas.microsoft.com/office/drawing/2016/5/10/chartex" xmlns:cx5="http://schemas.microsoft.com/office/drawing/2016/5/11/chartex" xmlns:cx6="http://schemas.microsoft.com/office/drawing/2016/5/12/chartex" xmlns:cx7="http://schemas.microsoft.com/office/drawing/2016/5/13/chartex" xmlns:cx8="http://schemas.microsoft.com/office/drawing/2016/5/14/chartex" xmlns:mc="http://schemas.openxmlformats.org/markup-compatibility/2006" xmlns:aink="http://schemas.microsoft.com/office/drawing/2016/ink" xmlns:am3d="http://schemas.microsoft.com/office/drawing/2017/model3d" xmlns:o="urn:schemas-microsoft-com:office:office" xmlns:oel="http://schemas.microsoft.com/office/2019/extlst" xmlns:r="http://schemas.openxmlformats.org/officeDocument/2006/relationships" xmlns:m="http://schemas.openxmlformats.org/officeDocument/2006/math" xmlns:v="urn:schemas-microsoft-com:vml" xmlns:wp14="http://schemas.microsoft.com/office/word/2010/wordprocessingDrawing" xmlns:wp="http://schemas.openxmlformats.org/drawingml/2006/wordprocessingDrawing" xmlns:w10="urn:schemas-microsoft-com:office:word" xmlns:w="http://schemas.openxmlformats.org/wordprocessingml/2006/main" xmlns:w14="http://schemas.microsoft.com/office/word/2010/wordml" xmlns:w15="http://schemas.microsoft.com/office/word/2012/wordml" xmlns:w16cex="http://schemas.microsoft.com/office/word/2018/wordml/cex" xmlns:w16cid="http://schemas.microsoft.com/office/word/2016/wordml/cid" xmlns:w16="http://schemas.microsoft.com/office/word/2018/wordml" xmlns:w16du="http://schemas.microsoft.com/office/word/2023/wordml/word16du" xmlns:w16sdtdh="http://schemas.microsoft.com/office/word/2020/wordml/sdtdatahash" xmlns:w16sdtfl="http://schemas.microsoft.com/office/word/2024/wordml/sdtformatlock" xmlns:w16se="http://schemas.microsoft.com/office/word/2015/wordml/symex" xmlns:wpg="http://schemas.microsoft.com/office/word/2010/wordprocessingGroup" xmlns:wpi="http://schemas.microsoft.com/office/word/2010/wordprocessingInk" xmlns:wne="http://schemas.microsoft.com/office/word/2006/wordml" xmlns:wps="http://schemas.microsoft.com/office/word/2010/wordprocessingShape" mc:Ignorable="w14 w15 w16se w16cid w16 w16cex w16sdtdh w16sdtfl w16du wp14">
+<w:endnotes xmlns:wpc="http://schemas.microsoft.com/office/word/2010/wordprocessingCanvas" xmlns:cx="http://schemas.microsoft.com/office/drawing/2014/chartex" xmlns:cx1="http://schemas.microsoft.com/office/drawing/2015/9/8/chartex" xmlns:cx2="http://schemas.microsoft.com/office/drawing/2015/10/21/chartex" xmlns:cx3="http://schemas.microsoft.com/office/drawing/2016/5/9/chartex" xmlns:cx4="http://schemas.microsoft.com/office/drawing/2016/5/10/chartex" xmlns:cx5="http://schemas.microsoft.com/office/drawing/2016/5/11/chartex" xmlns:cx6="http://schemas.microsoft.com/office/drawing/2016/5/12/chartex" xmlns:cx7="http://schemas.microsoft.com/office/drawing/2016/5/13/chartex" xmlns:cx8="http://schemas.microsoft.com/office/drawing/2016/5/14/chartex" xmlns:mc="http://schemas.openxmlformats.org/markup-compatibility/2006" xmlns:m="http://schemas.openxmlformats.org/officeDocument/2006/math" xmlns:aink="http://schemas.microsoft.com/office/drawing/2016/ink" xmlns:am3d="http://schemas.microsoft.com/office/drawing/2017/model3d" xmlns:oel="http://schemas.microsoft.com/office/2019/extlst" xmlns:r="http://schemas.openxmlformats.org/officeDocument/2006/relationships" xmlns:wp14="http://schemas.microsoft.com/office/word/2010/wordprocessingDrawing" xmlns:wp="http://schemas.openxmlformats.org/drawingml/2006/wordprocessingDrawing" xmlns:wpg="http://schemas.microsoft.com/office/word/2010/wordprocessingGroup" xmlns:wpi="http://schemas.microsoft.com/office/word/2010/wordprocessingInk" xmlns:wps="http://schemas.microsoft.com/office/word/2010/wordprocessingShape" xmlns:o="urn:schemas-microsoft-com:office:office" xmlns:v="urn:schemas-microsoft-com:vml" xmlns:w10="urn:schemas-microsoft-com:office:word" xmlns:w="http://schemas.openxmlformats.org/wordprocessingml/2006/main" xmlns:w14="http://schemas.microsoft.com/office/word/2010/wordml" xmlns:w15="http://schemas.microsoft.com/office/word/2012/wordml" xmlns:w16cei="http://schemas.microsoft.com/office/word/2026/wordml/cei" xmlns:w16cex="http://schemas.microsoft.com/office/word/2018/wordml/cex" xmlns:w16cid="http://schemas.microsoft.com/office/word/2016/wordml/cid" xmlns:w16="http://schemas.microsoft.com/office/word/2018/wordml" xmlns:w16sdtdh="http://schemas.microsoft.com/office/word/2020/wordml/sdtdatahash" xmlns:w16sdtfl="http://schemas.microsoft.com/office/word/2024/wordml/sdtformatlock" xmlns:w16se="http://schemas.microsoft.com/office/word/2015/wordml/symex" xmlns:w16du="http://schemas.microsoft.com/office/word/2023/wordml/word16du" xmlns:wne="http://schemas.microsoft.com/office/word/2006/wordml" mc:Ignorable="w14 w15 w16se w16cid w16 w16cex w16sdtdh w16sdtfl w16du wp14">
   <w:endnote w:type="separator" w:id="-1">
     <w:p>
       <w:pPr>
@@ -8903,7 +8853,7 @@
 </file>
 
 <file path=word/footer1.xml><?xml version="1.0" encoding="utf-8"?>
-<w:ftr xmlns:wpc="http://schemas.microsoft.com/office/word/2010/wordprocessingCanvas" xmlns:cx="http://schemas.microsoft.com/office/drawing/2014/chartex" xmlns:cx1="http://schemas.microsoft.com/office/drawing/2015/9/8/chartex" xmlns:cx2="http://schemas.microsoft.com/office/drawing/2015/10/21/chartex" xmlns:cx3="http://schemas.microsoft.com/office/drawing/2016/5/9/chartex" xmlns:cx4="http://schemas.microsoft.com/office/drawing/2016/5/10/chartex" xmlns:cx5="http://schemas.microsoft.com/office/drawing/2016/5/11/chartex" xmlns:cx6="http://schemas.microsoft.com/office/drawing/2016/5/12/chartex" xmlns:cx7="http://schemas.microsoft.com/office/drawing/2016/5/13/chartex" xmlns:cx8="http://schemas.microsoft.com/office/drawing/2016/5/14/chartex" xmlns:mc="http://schemas.openxmlformats.org/markup-compatibility/2006" xmlns:aink="http://schemas.microsoft.com/office/drawing/2016/ink" xmlns:am3d="http://schemas.microsoft.com/office/drawing/2017/model3d" xmlns:o="urn:schemas-microsoft-com:office:office" xmlns:oel="http://schemas.microsoft.com/office/2019/extlst" xmlns:r="http://schemas.openxmlformats.org/officeDocument/2006/relationships" xmlns:m="http://schemas.openxmlformats.org/officeDocument/2006/math" xmlns:v="urn:schemas-microsoft-com:vml" xmlns:wp14="http://schemas.microsoft.com/office/word/2010/wordprocessingDrawing" xmlns:wp="http://schemas.openxmlformats.org/drawingml/2006/wordprocessingDrawing" xmlns:w10="urn:schemas-microsoft-com:office:word" xmlns:w="http://schemas.openxmlformats.org/wordprocessingml/2006/main" xmlns:w14="http://schemas.microsoft.com/office/word/2010/wordml" xmlns:w15="http://schemas.microsoft.com/office/word/2012/wordml" xmlns:w16cex="http://schemas.microsoft.com/office/word/2018/wordml/cex" xmlns:w16cid="http://schemas.microsoft.com/office/word/2016/wordml/cid" xmlns:w16="http://schemas.microsoft.com/office/word/2018/wordml" xmlns:w16du="http://schemas.microsoft.com/office/word/2023/wordml/word16du" xmlns:w16sdtdh="http://schemas.microsoft.com/office/word/2020/wordml/sdtdatahash" xmlns:w16sdtfl="http://schemas.microsoft.com/office/word/2024/wordml/sdtformatlock" xmlns:w16se="http://schemas.microsoft.com/office/word/2015/wordml/symex" xmlns:wpg="http://schemas.microsoft.com/office/word/2010/wordprocessingGroup" xmlns:wpi="http://schemas.microsoft.com/office/word/2010/wordprocessingInk" xmlns:wne="http://schemas.microsoft.com/office/word/2006/wordml" xmlns:wps="http://schemas.microsoft.com/office/word/2010/wordprocessingShape" mc:Ignorable="w14 w15 w16se w16cid w16 w16cex w16sdtdh w16sdtfl w16du wp14">
+<w:ftr xmlns:wpc="http://schemas.microsoft.com/office/word/2010/wordprocessingCanvas" xmlns:cx="http://schemas.microsoft.com/office/drawing/2014/chartex" xmlns:cx1="http://schemas.microsoft.com/office/drawing/2015/9/8/chartex" xmlns:cx2="http://schemas.microsoft.com/office/drawing/2015/10/21/chartex" xmlns:cx3="http://schemas.microsoft.com/office/drawing/2016/5/9/chartex" xmlns:cx4="http://schemas.microsoft.com/office/drawing/2016/5/10/chartex" xmlns:cx5="http://schemas.microsoft.com/office/drawing/2016/5/11/chartex" xmlns:cx6="http://schemas.microsoft.com/office/drawing/2016/5/12/chartex" xmlns:cx7="http://schemas.microsoft.com/office/drawing/2016/5/13/chartex" xmlns:cx8="http://schemas.microsoft.com/office/drawing/2016/5/14/chartex" xmlns:mc="http://schemas.openxmlformats.org/markup-compatibility/2006" xmlns:m="http://schemas.openxmlformats.org/officeDocument/2006/math" xmlns:aink="http://schemas.microsoft.com/office/drawing/2016/ink" xmlns:am3d="http://schemas.microsoft.com/office/drawing/2017/model3d" xmlns:oel="http://schemas.microsoft.com/office/2019/extlst" xmlns:r="http://schemas.openxmlformats.org/officeDocument/2006/relationships" xmlns:wp14="http://schemas.microsoft.com/office/word/2010/wordprocessingDrawing" xmlns:wp="http://schemas.openxmlformats.org/drawingml/2006/wordprocessingDrawing" xmlns:wpg="http://schemas.microsoft.com/office/word/2010/wordprocessingGroup" xmlns:wpi="http://schemas.microsoft.com/office/word/2010/wordprocessingInk" xmlns:wps="http://schemas.microsoft.com/office/word/2010/wordprocessingShape" xmlns:o="urn:schemas-microsoft-com:office:office" xmlns:v="urn:schemas-microsoft-com:vml" xmlns:w10="urn:schemas-microsoft-com:office:word" xmlns:w="http://schemas.openxmlformats.org/wordprocessingml/2006/main" xmlns:w14="http://schemas.microsoft.com/office/word/2010/wordml" xmlns:w15="http://schemas.microsoft.com/office/word/2012/wordml" xmlns:w16cei="http://schemas.microsoft.com/office/word/2026/wordml/cei" xmlns:w16cex="http://schemas.microsoft.com/office/word/2018/wordml/cex" xmlns:w16cid="http://schemas.microsoft.com/office/word/2016/wordml/cid" xmlns:w16="http://schemas.microsoft.com/office/word/2018/wordml" xmlns:w16sdtdh="http://schemas.microsoft.com/office/word/2020/wordml/sdtdatahash" xmlns:w16sdtfl="http://schemas.microsoft.com/office/word/2024/wordml/sdtformatlock" xmlns:w16se="http://schemas.microsoft.com/office/word/2015/wordml/symex" xmlns:w16du="http://schemas.microsoft.com/office/word/2023/wordml/word16du" xmlns:wne="http://schemas.microsoft.com/office/word/2006/wordml" mc:Ignorable="w14 w15 w16se w16cid w16 w16cex w16sdtdh w16sdtfl w16du wp14">
   <w:p>
     <w:pPr>
       <w:pStyle w:val="Voettekst"/>
@@ -9004,7 +8954,7 @@
 </file>
 
 <file path=word/footnotes.xml><?xml version="1.0" encoding="utf-8"?>
-<w:footnotes xmlns:wpc="http://schemas.microsoft.com/office/word/2010/wordprocessingCanvas" xmlns:cx="http://schemas.microsoft.com/office/drawing/2014/chartex" xmlns:cx1="http://schemas.microsoft.com/office/drawing/2015/9/8/chartex" xmlns:cx2="http://schemas.microsoft.com/office/drawing/2015/10/21/chartex" xmlns:cx3="http://schemas.microsoft.com/office/drawing/2016/5/9/chartex" xmlns:cx4="http://schemas.microsoft.com/office/drawing/2016/5/10/chartex" xmlns:cx5="http://schemas.microsoft.com/office/drawing/2016/5/11/chartex" xmlns:cx6="http://schemas.microsoft.com/office/drawing/2016/5/12/chartex" xmlns:cx7="http://schemas.microsoft.com/office/drawing/2016/5/13/chartex" xmlns:cx8="http://schemas.microsoft.com/office/drawing/2016/5/14/chartex" xmlns:mc="http://schemas.openxmlformats.org/markup-compatibility/2006" xmlns:aink="http://schemas.microsoft.com/office/drawing/2016/ink" xmlns:am3d="http://schemas.microsoft.com/office/drawing/2017/model3d" xmlns:o="urn:schemas-microsoft-com:office:office" xmlns:oel="http://schemas.microsoft.com/office/2019/extlst" xmlns:r="http://schemas.openxmlformats.org/officeDocument/2006/relationships" xmlns:m="http://schemas.openxmlformats.org/officeDocument/2006/math" xmlns:v="urn:schemas-microsoft-com:vml" xmlns:wp14="http://schemas.microsoft.com/office/word/2010/wordprocessingDrawing" xmlns:wp="http://schemas.openxmlformats.org/drawingml/2006/wordprocessingDrawing" xmlns:w10="urn:schemas-microsoft-com:office:word" xmlns:w="http://schemas.openxmlformats.org/wordprocessingml/2006/main" xmlns:w14="http://schemas.microsoft.com/office/word/2010/wordml" xmlns:w15="http://schemas.microsoft.com/office/word/2012/wordml" xmlns:w16cex="http://schemas.microsoft.com/office/word/2018/wordml/cex" xmlns:w16cid="http://schemas.microsoft.com/office/word/2016/wordml/cid" xmlns:w16="http://schemas.microsoft.com/office/word/2018/wordml" xmlns:w16du="http://schemas.microsoft.com/office/word/2023/wordml/word16du" xmlns:w16sdtdh="http://schemas.microsoft.com/office/word/2020/wordml/sdtdatahash" xmlns:w16sdtfl="http://schemas.microsoft.com/office/word/2024/wordml/sdtformatlock" xmlns:w16se="http://schemas.microsoft.com/office/word/2015/wordml/symex" xmlns:wpg="http://schemas.microsoft.com/office/word/2010/wordprocessingGroup" xmlns:wpi="http://schemas.microsoft.com/office/word/2010/wordprocessingInk" xmlns:wne="http://schemas.microsoft.com/office/word/2006/wordml" xmlns:wps="http://schemas.microsoft.com/office/word/2010/wordprocessingShape" mc:Ignorable="w14 w15 w16se w16cid w16 w16cex w16sdtdh w16sdtfl w16du wp14">
+<w:footnotes xmlns:wpc="http://schemas.microsoft.com/office/word/2010/wordprocessingCanvas" xmlns:cx="http://schemas.microsoft.com/office/drawing/2014/chartex" xmlns:cx1="http://schemas.microsoft.com/office/drawing/2015/9/8/chartex" xmlns:cx2="http://schemas.microsoft.com/office/drawing/2015/10/21/chartex" xmlns:cx3="http://schemas.microsoft.com/office/drawing/2016/5/9/chartex" xmlns:cx4="http://schemas.microsoft.com/office/drawing/2016/5/10/chartex" xmlns:cx5="http://schemas.microsoft.com/office/drawing/2016/5/11/chartex" xmlns:cx6="http://schemas.microsoft.com/office/drawing/2016/5/12/chartex" xmlns:cx7="http://schemas.microsoft.com/office/drawing/2016/5/13/chartex" xmlns:cx8="http://schemas.microsoft.com/office/drawing/2016/5/14/chartex" xmlns:mc="http://schemas.openxmlformats.org/markup-compatibility/2006" xmlns:m="http://schemas.openxmlformats.org/officeDocument/2006/math" xmlns:aink="http://schemas.microsoft.com/office/drawing/2016/ink" xmlns:am3d="http://schemas.microsoft.com/office/drawing/2017/model3d" xmlns:oel="http://schemas.microsoft.com/office/2019/extlst" xmlns:r="http://schemas.openxmlformats.org/officeDocument/2006/relationships" xmlns:wp14="http://schemas.microsoft.com/office/word/2010/wordprocessingDrawing" xmlns:wp="http://schemas.openxmlformats.org/drawingml/2006/wordprocessingDrawing" xmlns:wpg="http://schemas.microsoft.com/office/word/2010/wordprocessingGroup" xmlns:wpi="http://schemas.microsoft.com/office/word/2010/wordprocessingInk" xmlns:wps="http://schemas.microsoft.com/office/word/2010/wordprocessingShape" xmlns:o="urn:schemas-microsoft-com:office:office" xmlns:v="urn:schemas-microsoft-com:vml" xmlns:w10="urn:schemas-microsoft-com:office:word" xmlns:w="http://schemas.openxmlformats.org/wordprocessingml/2006/main" xmlns:w14="http://schemas.microsoft.com/office/word/2010/wordml" xmlns:w15="http://schemas.microsoft.com/office/word/2012/wordml" xmlns:w16cei="http://schemas.microsoft.com/office/word/2026/wordml/cei" xmlns:w16cex="http://schemas.microsoft.com/office/word/2018/wordml/cex" xmlns:w16cid="http://schemas.microsoft.com/office/word/2016/wordml/cid" xmlns:w16="http://schemas.microsoft.com/office/word/2018/wordml" xmlns:w16sdtdh="http://schemas.microsoft.com/office/word/2020/wordml/sdtdatahash" xmlns:w16sdtfl="http://schemas.microsoft.com/office/word/2024/wordml/sdtformatlock" xmlns:w16se="http://schemas.microsoft.com/office/word/2015/wordml/symex" xmlns:w16du="http://schemas.microsoft.com/office/word/2023/wordml/word16du" xmlns:wne="http://schemas.microsoft.com/office/word/2006/wordml" mc:Ignorable="w14 w15 w16se w16cid w16 w16cex w16sdtdh w16sdtfl w16du wp14">
   <w:footnote w:type="separator" w:id="-1">
     <w:p>
       <w:pPr>
@@ -9029,7 +8979,7 @@
 </file>
 
 <file path=word/header1.xml><?xml version="1.0" encoding="utf-8"?>
-<w:hdr xmlns:wpc="http://schemas.microsoft.com/office/word/2010/wordprocessingCanvas" xmlns:cx="http://schemas.microsoft.com/office/drawing/2014/chartex" xmlns:cx1="http://schemas.microsoft.com/office/drawing/2015/9/8/chartex" xmlns:cx2="http://schemas.microsoft.com/office/drawing/2015/10/21/chartex" xmlns:cx3="http://schemas.microsoft.com/office/drawing/2016/5/9/chartex" xmlns:cx4="http://schemas.microsoft.com/office/drawing/2016/5/10/chartex" xmlns:cx5="http://schemas.microsoft.com/office/drawing/2016/5/11/chartex" xmlns:cx6="http://schemas.microsoft.com/office/drawing/2016/5/12/chartex" xmlns:cx7="http://schemas.microsoft.com/office/drawing/2016/5/13/chartex" xmlns:cx8="http://schemas.microsoft.com/office/drawing/2016/5/14/chartex" xmlns:mc="http://schemas.openxmlformats.org/markup-compatibility/2006" xmlns:aink="http://schemas.microsoft.com/office/drawing/2016/ink" xmlns:am3d="http://schemas.microsoft.com/office/drawing/2017/model3d" xmlns:o="urn:schemas-microsoft-com:office:office" xmlns:oel="http://schemas.microsoft.com/office/2019/extlst" xmlns:r="http://schemas.openxmlformats.org/officeDocument/2006/relationships" xmlns:m="http://schemas.openxmlformats.org/officeDocument/2006/math" xmlns:v="urn:schemas-microsoft-com:vml" xmlns:wp14="http://schemas.microsoft.com/office/word/2010/wordprocessingDrawing" xmlns:wp="http://schemas.openxmlformats.org/drawingml/2006/wordprocessingDrawing" xmlns:w10="urn:schemas-microsoft-com:office:word" xmlns:w="http://schemas.openxmlformats.org/wordprocessingml/2006/main" xmlns:w14="http://schemas.microsoft.com/office/word/2010/wordml" xmlns:w15="http://schemas.microsoft.com/office/word/2012/wordml" xmlns:w16cex="http://schemas.microsoft.com/office/word/2018/wordml/cex" xmlns:w16cid="http://schemas.microsoft.com/office/word/2016/wordml/cid" xmlns:w16="http://schemas.microsoft.com/office/word/2018/wordml" xmlns:w16du="http://schemas.microsoft.com/office/word/2023/wordml/word16du" xmlns:w16sdtdh="http://schemas.microsoft.com/office/word/2020/wordml/sdtdatahash" xmlns:w16sdtfl="http://schemas.microsoft.com/office/word/2024/wordml/sdtformatlock" xmlns:w16se="http://schemas.microsoft.com/office/word/2015/wordml/symex" xmlns:wpg="http://schemas.microsoft.com/office/word/2010/wordprocessingGroup" xmlns:wpi="http://schemas.microsoft.com/office/word/2010/wordprocessingInk" xmlns:wne="http://schemas.microsoft.com/office/word/2006/wordml" xmlns:wps="http://schemas.microsoft.com/office/word/2010/wordprocessingShape" mc:Ignorable="w14 w15 w16se w16cid w16 w16cex w16sdtdh w16sdtfl w16du wp14">
+<w:hdr xmlns:wpc="http://schemas.microsoft.com/office/word/2010/wordprocessingCanvas" xmlns:cx="http://schemas.microsoft.com/office/drawing/2014/chartex" xmlns:cx1="http://schemas.microsoft.com/office/drawing/2015/9/8/chartex" xmlns:cx2="http://schemas.microsoft.com/office/drawing/2015/10/21/chartex" xmlns:cx3="http://schemas.microsoft.com/office/drawing/2016/5/9/chartex" xmlns:cx4="http://schemas.microsoft.com/office/drawing/2016/5/10/chartex" xmlns:cx5="http://schemas.microsoft.com/office/drawing/2016/5/11/chartex" xmlns:cx6="http://schemas.microsoft.com/office/drawing/2016/5/12/chartex" xmlns:cx7="http://schemas.microsoft.com/office/drawing/2016/5/13/chartex" xmlns:cx8="http://schemas.microsoft.com/office/drawing/2016/5/14/chartex" xmlns:mc="http://schemas.openxmlformats.org/markup-compatibility/2006" xmlns:m="http://schemas.openxmlformats.org/officeDocument/2006/math" xmlns:aink="http://schemas.microsoft.com/office/drawing/2016/ink" xmlns:am3d="http://schemas.microsoft.com/office/drawing/2017/model3d" xmlns:oel="http://schemas.microsoft.com/office/2019/extlst" xmlns:r="http://schemas.openxmlformats.org/officeDocument/2006/relationships" xmlns:wp14="http://schemas.microsoft.com/office/word/2010/wordprocessingDrawing" xmlns:wp="http://schemas.openxmlformats.org/drawingml/2006/wordprocessingDrawing" xmlns:wpg="http://schemas.microsoft.com/office/word/2010/wordprocessingGroup" xmlns:wpi="http://schemas.microsoft.com/office/word/2010/wordprocessingInk" xmlns:wps="http://schemas.microsoft.com/office/word/2010/wordprocessingShape" xmlns:o="urn:schemas-microsoft-com:office:office" xmlns:v="urn:schemas-microsoft-com:vml" xmlns:w10="urn:schemas-microsoft-com:office:word" xmlns:w="http://schemas.openxmlformats.org/wordprocessingml/2006/main" xmlns:w14="http://schemas.microsoft.com/office/word/2010/wordml" xmlns:w15="http://schemas.microsoft.com/office/word/2012/wordml" xmlns:w16cei="http://schemas.microsoft.com/office/word/2026/wordml/cei" xmlns:w16cex="http://schemas.microsoft.com/office/word/2018/wordml/cex" xmlns:w16cid="http://schemas.microsoft.com/office/word/2016/wordml/cid" xmlns:w16="http://schemas.microsoft.com/office/word/2018/wordml" xmlns:w16sdtdh="http://schemas.microsoft.com/office/word/2020/wordml/sdtdatahash" xmlns:w16sdtfl="http://schemas.microsoft.com/office/word/2024/wordml/sdtformatlock" xmlns:w16se="http://schemas.microsoft.com/office/word/2015/wordml/symex" xmlns:w16du="http://schemas.microsoft.com/office/word/2023/wordml/word16du" xmlns:wne="http://schemas.microsoft.com/office/word/2006/wordml" mc:Ignorable="w14 w15 w16se w16cid w16 w16cex w16sdtdh w16sdtfl w16du wp14">
   <w:p>
     <w:pPr>
       <w:pStyle w:val="Koptekst"/>
@@ -9067,7 +9017,7 @@
 </file>
 
 <file path=word/header2.xml><?xml version="1.0" encoding="utf-8"?>
-<w:hdr xmlns:wpc="http://schemas.microsoft.com/office/word/2010/wordprocessingCanvas" xmlns:cx="http://schemas.microsoft.com/office/drawing/2014/chartex" xmlns:cx1="http://schemas.microsoft.com/office/drawing/2015/9/8/chartex" xmlns:cx2="http://schemas.microsoft.com/office/drawing/2015/10/21/chartex" xmlns:cx3="http://schemas.microsoft.com/office/drawing/2016/5/9/chartex" xmlns:cx4="http://schemas.microsoft.com/office/drawing/2016/5/10/chartex" xmlns:cx5="http://schemas.microsoft.com/office/drawing/2016/5/11/chartex" xmlns:cx6="http://schemas.microsoft.com/office/drawing/2016/5/12/chartex" xmlns:cx7="http://schemas.microsoft.com/office/drawing/2016/5/13/chartex" xmlns:cx8="http://schemas.microsoft.com/office/drawing/2016/5/14/chartex" xmlns:mc="http://schemas.openxmlformats.org/markup-compatibility/2006" xmlns:aink="http://schemas.microsoft.com/office/drawing/2016/ink" xmlns:am3d="http://schemas.microsoft.com/office/drawing/2017/model3d" xmlns:o="urn:schemas-microsoft-com:office:office" xmlns:oel="http://schemas.microsoft.com/office/2019/extlst" xmlns:r="http://schemas.openxmlformats.org/officeDocument/2006/relationships" xmlns:m="http://schemas.openxmlformats.org/officeDocument/2006/math" xmlns:v="urn:schemas-microsoft-com:vml" xmlns:wp14="http://schemas.microsoft.com/office/word/2010/wordprocessingDrawing" xmlns:wp="http://schemas.openxmlformats.org/drawingml/2006/wordprocessingDrawing" xmlns:w10="urn:schemas-microsoft-com:office:word" xmlns:w="http://schemas.openxmlformats.org/wordprocessingml/2006/main" xmlns:w14="http://schemas.microsoft.com/office/word/2010/wordml" xmlns:w15="http://schemas.microsoft.com/office/word/2012/wordml" xmlns:w16cex="http://schemas.microsoft.com/office/word/2018/wordml/cex" xmlns:w16cid="http://schemas.microsoft.com/office/word/2016/wordml/cid" xmlns:w16="http://schemas.microsoft.com/office/word/2018/wordml" xmlns:w16du="http://schemas.microsoft.com/office/word/2023/wordml/word16du" xmlns:w16sdtdh="http://schemas.microsoft.com/office/word/2020/wordml/sdtdatahash" xmlns:w16sdtfl="http://schemas.microsoft.com/office/word/2024/wordml/sdtformatlock" xmlns:w16se="http://schemas.microsoft.com/office/word/2015/wordml/symex" xmlns:wpg="http://schemas.microsoft.com/office/word/2010/wordprocessingGroup" xmlns:wpi="http://schemas.microsoft.com/office/word/2010/wordprocessingInk" xmlns:wne="http://schemas.microsoft.com/office/word/2006/wordml" xmlns:wps="http://schemas.microsoft.com/office/word/2010/wordprocessingShape" mc:Ignorable="w14 w15 w16se w16cid w16 w16cex w16sdtdh w16sdtfl w16du wp14">
+<w:hdr xmlns:wpc="http://schemas.microsoft.com/office/word/2010/wordprocessingCanvas" xmlns:cx="http://schemas.microsoft.com/office/drawing/2014/chartex" xmlns:cx1="http://schemas.microsoft.com/office/drawing/2015/9/8/chartex" xmlns:cx2="http://schemas.microsoft.com/office/drawing/2015/10/21/chartex" xmlns:cx3="http://schemas.microsoft.com/office/drawing/2016/5/9/chartex" xmlns:cx4="http://schemas.microsoft.com/office/drawing/2016/5/10/chartex" xmlns:cx5="http://schemas.microsoft.com/office/drawing/2016/5/11/chartex" xmlns:cx6="http://schemas.microsoft.com/office/drawing/2016/5/12/chartex" xmlns:cx7="http://schemas.microsoft.com/office/drawing/2016/5/13/chartex" xmlns:cx8="http://schemas.microsoft.com/office/drawing/2016/5/14/chartex" xmlns:mc="http://schemas.openxmlformats.org/markup-compatibility/2006" xmlns:m="http://schemas.openxmlformats.org/officeDocument/2006/math" xmlns:aink="http://schemas.microsoft.com/office/drawing/2016/ink" xmlns:am3d="http://schemas.microsoft.com/office/drawing/2017/model3d" xmlns:oel="http://schemas.microsoft.com/office/2019/extlst" xmlns:r="http://schemas.openxmlformats.org/officeDocument/2006/relationships" xmlns:wp14="http://schemas.microsoft.com/office/word/2010/wordprocessingDrawing" xmlns:wp="http://schemas.openxmlformats.org/drawingml/2006/wordprocessingDrawing" xmlns:wpg="http://schemas.microsoft.com/office/word/2010/wordprocessingGroup" xmlns:wpi="http://schemas.microsoft.com/office/word/2010/wordprocessingInk" xmlns:wps="http://schemas.microsoft.com/office/word/2010/wordprocessingShape" xmlns:o="urn:schemas-microsoft-com:office:office" xmlns:v="urn:schemas-microsoft-com:vml" xmlns:w10="urn:schemas-microsoft-com:office:word" xmlns:w="http://schemas.openxmlformats.org/wordprocessingml/2006/main" xmlns:w14="http://schemas.microsoft.com/office/word/2010/wordml" xmlns:w15="http://schemas.microsoft.com/office/word/2012/wordml" xmlns:w16cei="http://schemas.microsoft.com/office/word/2026/wordml/cei" xmlns:w16cex="http://schemas.microsoft.com/office/word/2018/wordml/cex" xmlns:w16cid="http://schemas.microsoft.com/office/word/2016/wordml/cid" xmlns:w16="http://schemas.microsoft.com/office/word/2018/wordml" xmlns:w16sdtdh="http://schemas.microsoft.com/office/word/2020/wordml/sdtdatahash" xmlns:w16sdtfl="http://schemas.microsoft.com/office/word/2024/wordml/sdtformatlock" xmlns:w16se="http://schemas.microsoft.com/office/word/2015/wordml/symex" xmlns:w16du="http://schemas.microsoft.com/office/word/2023/wordml/word16du" xmlns:wne="http://schemas.microsoft.com/office/word/2006/wordml" mc:Ignorable="w14 w15 w16se w16cid w16 w16cex w16sdtdh w16sdtfl w16du wp14">
   <w:p>
     <w:pPr>
       <w:pStyle w:val="Koptekst"/>
@@ -9129,7 +9079,7 @@
 </file>
 
 <file path=word/styles.xml><?xml version="1.0" encoding="utf-8"?>
-<w:styles xmlns:mc="http://schemas.openxmlformats.org/markup-compatibility/2006" xmlns:r="http://schemas.openxmlformats.org/officeDocument/2006/relationships" xmlns:w="http://schemas.openxmlformats.org/wordprocessingml/2006/main" xmlns:w14="http://schemas.microsoft.com/office/word/2010/wordml" xmlns:w15="http://schemas.microsoft.com/office/word/2012/wordml" xmlns:w16cex="http://schemas.microsoft.com/office/word/2018/wordml/cex" xmlns:w16cid="http://schemas.microsoft.com/office/word/2016/wordml/cid" xmlns:w16="http://schemas.microsoft.com/office/word/2018/wordml" xmlns:w16du="http://schemas.microsoft.com/office/word/2023/wordml/word16du" xmlns:w16sdtdh="http://schemas.microsoft.com/office/word/2020/wordml/sdtdatahash" xmlns:w16sdtfl="http://schemas.microsoft.com/office/word/2024/wordml/sdtformatlock" xmlns:w16se="http://schemas.microsoft.com/office/word/2015/wordml/symex" mc:Ignorable="w14 w15 w16se w16cid w16 w16cex w16sdtdh w16sdtfl w16du">
+<w:styles xmlns:mc="http://schemas.openxmlformats.org/markup-compatibility/2006" xmlns:r="http://schemas.openxmlformats.org/officeDocument/2006/relationships" xmlns:w="http://schemas.openxmlformats.org/wordprocessingml/2006/main" xmlns:w14="http://schemas.microsoft.com/office/word/2010/wordml" xmlns:w15="http://schemas.microsoft.com/office/word/2012/wordml" xmlns:w16cex="http://schemas.microsoft.com/office/word/2018/wordml/cex" xmlns:w16cid="http://schemas.microsoft.com/office/word/2016/wordml/cid" xmlns:w16="http://schemas.microsoft.com/office/word/2018/wordml" xmlns:w16sdtdh="http://schemas.microsoft.com/office/word/2020/wordml/sdtdatahash" xmlns:w16sdtfl="http://schemas.microsoft.com/office/word/2024/wordml/sdtformatlock" xmlns:w16se="http://schemas.microsoft.com/office/word/2015/wordml/symex" xmlns:w16du="http://schemas.microsoft.com/office/word/2023/wordml/word16du" mc:Ignorable="w14 w15 w16se w16cid w16 w16cex w16sdtdh w16sdtfl w16du">
   <w:docDefaults>
     <w:rPrDefault>
       <w:rPr>
